--- a/testakten/sozialrecht-pflegegrad-demenz-nachtwache-trier/01_antrag_hoherstufung_pflegegrad_2026-05-18.docx
+++ b/testakten/sozialrecht-pflegegrad-demenz-nachtwache-trier/01_antrag_hoherstufung_pflegegrad_2026-05-18.docx
@@ -504,7 +504,7 @@
         <w:color w:val="5C6569"/>
         <w:sz w:val="14"/>
       </w:rPr>
-      <w:t>Telefon 0651 883217 · mara.birk@example.org</w:t>
+      <w:t>Telefon 0651 883217 · mara.birk@privatpost.de</w:t>
     </w:r>
   </w:p>
   <w:p>
